--- a/fuentes/73322084_CF1_DU.docx
+++ b/fuentes/73322084_CF1_DU.docx
@@ -1,6 +1,6 @@
 
 <file path=word/document.xml><?xml version="1.0" encoding="utf-8"?>
-<w:document xmlns:wpc="http://schemas.microsoft.com/office/word/2010/wordprocessingCanvas" xmlns:cx="http://schemas.microsoft.com/office/drawing/2014/chartex" xmlns:cx1="http://schemas.microsoft.com/office/drawing/2015/9/8/chartex" xmlns:cx2="http://schemas.microsoft.com/office/drawing/2015/10/21/chartex" xmlns:cx3="http://schemas.microsoft.com/office/drawing/2016/5/9/chartex" xmlns:cx4="http://schemas.microsoft.com/office/drawing/2016/5/10/chartex" xmlns:cx5="http://schemas.microsoft.com/office/drawing/2016/5/11/chartex" xmlns:cx6="http://schemas.microsoft.com/office/drawing/2016/5/12/chartex" xmlns:cx7="http://schemas.microsoft.com/office/drawing/2016/5/13/chartex" xmlns:cx8="http://schemas.microsoft.com/office/drawing/2016/5/14/chartex" xmlns:mc="http://schemas.openxmlformats.org/markup-compatibility/2006" xmlns:aink="http://schemas.microsoft.com/office/drawing/2016/ink" xmlns:am3d="http://schemas.microsoft.com/office/drawing/2017/model3d" xmlns:o="urn:schemas-microsoft-com:office:office" xmlns:oel="http://schemas.microsoft.com/office/2019/extlst" xmlns:r="http://schemas.openxmlformats.org/officeDocument/2006/relationships" xmlns:m="http://schemas.openxmlformats.org/officeDocument/2006/math" xmlns:v="urn:schemas-microsoft-com:vml" xmlns:wp14="http://schemas.microsoft.com/office/word/2010/wordprocessingDrawing" xmlns:wp="http://schemas.openxmlformats.org/drawingml/2006/wordprocessingDrawing" xmlns:w10="urn:schemas-microsoft-com:office:word" xmlns:w="http://schemas.openxmlformats.org/wordprocessingml/2006/main" xmlns:w14="http://schemas.microsoft.com/office/word/2010/wordml" xmlns:w15="http://schemas.microsoft.com/office/word/2012/wordml" xmlns:w16cex="http://schemas.microsoft.com/office/word/2018/wordml/cex" xmlns:w16cid="http://schemas.microsoft.com/office/word/2016/wordml/cid" xmlns:w16="http://schemas.microsoft.com/office/word/2018/wordml" xmlns:w16sdtdh="http://schemas.microsoft.com/office/word/2020/wordml/sdtdatahash" xmlns:w16se="http://schemas.microsoft.com/office/word/2015/wordml/symex" xmlns:wpg="http://schemas.microsoft.com/office/word/2010/wordprocessingGroup" xmlns:wpi="http://schemas.microsoft.com/office/word/2010/wordprocessingInk" xmlns:wne="http://schemas.microsoft.com/office/word/2006/wordml" xmlns:wps="http://schemas.microsoft.com/office/word/2010/wordprocessingShape" mc:Ignorable="w14 w15 w16se w16cid w16 w16cex w16sdtdh wp14">
+<w:document xmlns:wpc="http://schemas.microsoft.com/office/word/2010/wordprocessingCanvas" xmlns:cx="http://schemas.microsoft.com/office/drawing/2014/chartex" xmlns:cx1="http://schemas.microsoft.com/office/drawing/2015/9/8/chartex" xmlns:cx2="http://schemas.microsoft.com/office/drawing/2015/10/21/chartex" xmlns:cx3="http://schemas.microsoft.com/office/drawing/2016/5/9/chartex" xmlns:cx4="http://schemas.microsoft.com/office/drawing/2016/5/10/chartex" xmlns:cx5="http://schemas.microsoft.com/office/drawing/2016/5/11/chartex" xmlns:cx6="http://schemas.microsoft.com/office/drawing/2016/5/12/chartex" xmlns:cx7="http://schemas.microsoft.com/office/drawing/2016/5/13/chartex" xmlns:cx8="http://schemas.microsoft.com/office/drawing/2016/5/14/chartex" xmlns:mc="http://schemas.openxmlformats.org/markup-compatibility/2006" xmlns:aink="http://schemas.microsoft.com/office/drawing/2016/ink" xmlns:am3d="http://schemas.microsoft.com/office/drawing/2017/model3d" xmlns:o="urn:schemas-microsoft-com:office:office" xmlns:oel="http://schemas.microsoft.com/office/2019/extlst" xmlns:r="http://schemas.openxmlformats.org/officeDocument/2006/relationships" xmlns:m="http://schemas.openxmlformats.org/officeDocument/2006/math" xmlns:v="urn:schemas-microsoft-com:vml" xmlns:wp14="http://schemas.microsoft.com/office/word/2010/wordprocessingDrawing" xmlns:wp="http://schemas.openxmlformats.org/drawingml/2006/wordprocessingDrawing" xmlns:w10="urn:schemas-microsoft-com:office:word" xmlns:w="http://schemas.openxmlformats.org/wordprocessingml/2006/main" xmlns:w14="http://schemas.microsoft.com/office/word/2010/wordml" xmlns:w15="http://schemas.microsoft.com/office/word/2012/wordml" xmlns:w16cex="http://schemas.microsoft.com/office/word/2018/wordml/cex" xmlns:w16cid="http://schemas.microsoft.com/office/word/2016/wordml/cid" xmlns:w16="http://schemas.microsoft.com/office/word/2018/wordml" xmlns:w16du="http://schemas.microsoft.com/office/word/2023/wordml/word16du" xmlns:w16sdtdh="http://schemas.microsoft.com/office/word/2020/wordml/sdtdatahash" xmlns:w16sdtfl="http://schemas.microsoft.com/office/word/2024/wordml/sdtformatlock" xmlns:w16se="http://schemas.microsoft.com/office/word/2015/wordml/symex" xmlns:wpg="http://schemas.microsoft.com/office/word/2010/wordprocessingGroup" xmlns:wpi="http://schemas.microsoft.com/office/word/2010/wordprocessingInk" xmlns:wne="http://schemas.microsoft.com/office/word/2006/wordml" xmlns:wps="http://schemas.microsoft.com/office/word/2010/wordprocessingShape" mc:Ignorable="w14 w15 w16se w16cid w16 w16cex w16sdtdh w16sdtfl w16du wp14">
   <w:body>
     <w:p>
       <w:pPr>
@@ -354,7 +354,7 @@
               </wp:anchor>
             </w:drawing>
           </mc:Choice>
-          <mc:Fallback xmlns:w16du="http://schemas.microsoft.com/office/word/2023/wordml/word16du" xmlns:w16sdtfl="http://schemas.microsoft.com/office/word/2024/wordml/sdtformatlock" xmlns:a="http://schemas.openxmlformats.org/drawingml/2006/main" xmlns:adec="http://schemas.microsoft.com/office/drawing/2017/decorative" xmlns:pic="http://schemas.openxmlformats.org/drawingml/2006/picture" xmlns:a14="http://schemas.microsoft.com/office/drawing/2010/main" xmlns:asvg="http://schemas.microsoft.com/office/drawing/2016/SVG/main">
+          <mc:Fallback xmlns:asvg="http://schemas.microsoft.com/office/drawing/2016/SVG/main" xmlns:a14="http://schemas.microsoft.com/office/drawing/2010/main" xmlns:pic="http://schemas.openxmlformats.org/drawingml/2006/picture" xmlns:adec="http://schemas.microsoft.com/office/drawing/2017/decorative" xmlns:a="http://schemas.openxmlformats.org/drawingml/2006/main">
             <w:pict>
               <v:rect id="Rectángulo 3" style="position:absolute;margin-left:-55.95pt;margin-top:26.4pt;width:613.85pt;height:164.25pt;z-index:-251655168;visibility:visible;mso-wrap-style:square;mso-height-percent:0;mso-wrap-distance-left:9pt;mso-wrap-distance-top:0;mso-wrap-distance-right:9pt;mso-wrap-distance-bottom:0;mso-position-horizontal:absolute;mso-position-horizontal-relative:text;mso-position-vertical:absolute;mso-position-vertical-relative:text;mso-height-percent:0;mso-height-relative:margin;v-text-anchor:middle" alt="&quot;&quot;" o:spid="_x0000_s1026" fillcolor="#00314d" stroked="f" strokeweight="1pt" w14:anchorId="44ECBD1E" o:gfxdata="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"/>
             </w:pict>
@@ -3313,7 +3313,6 @@
             </w:tcMar>
           </w:tcPr>
           <w:p>
-            <w:proofErr w:type="spellStart"/>
             <w:r>
               <w:rPr>
                 <w:b/>
@@ -3321,7 +3320,6 @@
               </w:rPr>
               <w:t>Asusena</w:t>
             </w:r>
-            <w:proofErr w:type="spellEnd"/>
             <w:r>
               <w:t xml:space="preserve">: </w:t>
             </w:r>
@@ -3341,19 +3339,10 @@
               <w:t xml:space="preserve">: </w:t>
             </w:r>
             <w:r>
-              <w:t xml:space="preserve">(Ríe) No se confunda, </w:t>
-            </w:r>
-            <w:proofErr w:type="spellStart"/>
-            <w:r>
-              <w:t>Asusena</w:t>
-            </w:r>
-            <w:proofErr w:type="spellEnd"/>
-            <w:r>
-              <w:t>. Eso que usted ve ahí se llama etología. No es que las gallinas ahora sean perezosas, es que están siguiendo su comportamiento natural. Estudiar cómo forrajean, cómo descansan y hasta cómo se llevan entre ellas es el secreto para que produzcan más.</w:t>
-            </w:r>
-          </w:p>
-          <w:p>
-            <w:proofErr w:type="spellStart"/>
+              <w:t>(Ríe) No se confunda, Asusena. Eso que usted ve ahí se llama etología. No es que las gallinas ahora sean perezosas, es que están siguiendo su comportamiento natural. Estudiar cómo forrajean, cómo descansan y hasta cómo se llevan entre ellas es el secreto para que produzcan más.</w:t>
+            </w:r>
+          </w:p>
+          <w:p>
             <w:r>
               <w:rPr>
                 <w:b/>
@@ -3361,7 +3350,6 @@
               </w:rPr>
               <w:t>Asusena</w:t>
             </w:r>
-            <w:proofErr w:type="spellEnd"/>
             <w:r>
               <w:t xml:space="preserve">: </w:t>
             </w:r>
@@ -3387,7 +3375,6 @@
             </w:r>
           </w:p>
           <w:p>
-            <w:proofErr w:type="spellStart"/>
             <w:r>
               <w:rPr>
                 <w:b/>
@@ -3395,7 +3382,6 @@
               </w:rPr>
               <w:t>Asusena</w:t>
             </w:r>
-            <w:proofErr w:type="spellEnd"/>
             <w:r>
               <w:t xml:space="preserve">: (Exaltada) ¡Listo! Nutrición, ambiente, salud y comportamiento. ¡Ya los tengo!  </w:t>
             </w:r>
@@ -3429,7 +3415,6 @@
             </w:r>
           </w:p>
           <w:p>
-            <w:proofErr w:type="spellStart"/>
             <w:r>
               <w:rPr>
                 <w:b/>
@@ -3438,7 +3423,6 @@
               <w:lastRenderedPageBreak/>
               <w:t>Asusena</w:t>
             </w:r>
-            <w:proofErr w:type="spellEnd"/>
             <w:r>
               <w:t xml:space="preserve">: </w:t>
             </w:r>
@@ -3455,15 +3439,7 @@
               <w:t>Don Campos:</w:t>
             </w:r>
             <w:r>
-              <w:t xml:space="preserve"> (Ríe) </w:t>
-            </w:r>
-            <w:proofErr w:type="spellStart"/>
-            <w:r>
-              <w:t>Asusena</w:t>
-            </w:r>
-            <w:proofErr w:type="spellEnd"/>
-            <w:r>
-              <w:t xml:space="preserve"> no es para tanto, pero casi. No se trata solo de que no sufran, sino de que sientan estados positivos como confort y tranquilidad. </w:t>
+              <w:t xml:space="preserve"> (Ríe) Asusena no es para tanto, pero casi. No se trata solo de que no sufran, sino de que sientan estados positivos como confort y tranquilidad. </w:t>
             </w:r>
           </w:p>
           <w:p>
@@ -3472,35 +3448,60 @@
             </w:r>
           </w:p>
           <w:p>
-            <w:proofErr w:type="spellStart"/>
             <w:r>
               <w:rPr>
                 <w:b/>
                 <w:bCs/>
               </w:rPr>
-              <w:t>Asusena</w:t>
+              <w:t>Asusena:</w:t>
+            </w:r>
+            <w:r>
+              <w:t xml:space="preserve"> </w:t>
+            </w:r>
+            <w:r>
+              <w:t>¡</w:t>
+            </w:r>
+            <w:proofErr w:type="spellStart"/>
+            <w:r>
+              <w:t>Ahhh</w:t>
             </w:r>
             <w:proofErr w:type="spellEnd"/>
+            <w:r>
+              <w:t xml:space="preserve">! Ya le voy cogiendo el tiro. O sea </w:t>
+            </w:r>
+            <w:proofErr w:type="gramStart"/>
+            <w:r>
+              <w:t>que</w:t>
+            </w:r>
+            <w:proofErr w:type="gramEnd"/>
+            <w:r>
+              <w:t xml:space="preserve"> si la gallina está de buen genio y relajada, el negocio marcha mejor. Pero venga, ¿eso cómo se mide? Porque no me imagino al ICA llevando un psicólogo de aves a cada galpón.</w:t>
+            </w:r>
+          </w:p>
+          <w:p>
+            <w:r>
+              <w:t>Don Campos</w:t>
+            </w:r>
+            <w:r>
+              <w:t>: (</w:t>
+            </w:r>
+            <w:r>
+              <w:t>Ríe) ¡Ni más faltaba! Para eso el Instituto Colombiano Agropecuario utiliza la Forma 3-1669 V.1. En esa evaluación, el 60 % depende de la observación del animal, su salud y su forma de actuar, y el 40 % restante revisando que tengan los recursos y equipos necesarios.</w:t>
+            </w:r>
+          </w:p>
+          <w:p>
             <w:r>
               <w:rPr>
                 <w:b/>
                 <w:bCs/>
               </w:rPr>
-              <w:t>:</w:t>
+              <w:t>Asusena:</w:t>
             </w:r>
             <w:r>
               <w:t xml:space="preserve"> </w:t>
             </w:r>
             <w:r>
-              <w:t>¡</w:t>
-            </w:r>
-            <w:proofErr w:type="spellStart"/>
-            <w:r>
-              <w:t>Ahhh</w:t>
-            </w:r>
-            <w:proofErr w:type="spellEnd"/>
-            <w:r>
-              <w:t xml:space="preserve">! Ya le voy cogiendo el tiro. O sea </w:t>
+              <w:t xml:space="preserve">O sea </w:t>
             </w:r>
             <w:proofErr w:type="gramStart"/>
             <w:r>
@@ -3508,7 +3509,7 @@
             </w:r>
             <w:proofErr w:type="gramEnd"/>
             <w:r>
-              <w:t xml:space="preserve"> si la gallina está de buen genio y relajada, el negocio marcha mejor. Pero venga, ¿eso cómo se mide? Porque no me imagino al ICA llevando un psicólogo de aves a cada galpón.</w:t>
+              <w:t xml:space="preserve"> si la gallina está feliz, el bolsillo del productor también. Es una producción inteligente, sostenible y, sobre todo, responsable.</w:t>
             </w:r>
           </w:p>
           <w:p>
@@ -3516,74 +3517,22 @@
               <w:t>Don Campos</w:t>
             </w:r>
             <w:r>
-              <w:t>: (</w:t>
-            </w:r>
-            <w:r>
-              <w:t>Ríe) ¡Ni más faltaba! Para eso el Instituto Colombiano Agropecuario utiliza la Forma 3-1669 V.1. En esa evaluación, el 60 % depende de la observación del animal, su salud y su forma de actuar, y el 40 % restante revisando que tengan los recursos y equipos necesarios.</w:t>
-            </w:r>
-          </w:p>
-          <w:p>
-            <w:proofErr w:type="spellStart"/>
+              <w:t xml:space="preserve">: Llegamos al final de nuestro programa de hoy.  </w:t>
+            </w:r>
+          </w:p>
+          <w:p>
+            <w:r>
+              <w:t>No lo olviden, el bienestar animal es el equilibrio donde todos ganamos: gana el animal, gana el consumidor y, por supuesto, gana el productor. No busquen solo la cantidad, busquen la calidad de vida de sus aves, que ahí está el secreto del éxito.</w:t>
+            </w:r>
+          </w:p>
+          <w:p>
             <w:r>
               <w:rPr>
                 <w:b/>
                 <w:bCs/>
               </w:rPr>
-              <w:t>Asusena</w:t>
-            </w:r>
-            <w:proofErr w:type="spellEnd"/>
-            <w:r>
-              <w:rPr>
-                <w:b/>
-                <w:bCs/>
-              </w:rPr>
-              <w:t>:</w:t>
-            </w:r>
-            <w:r>
-              <w:t xml:space="preserve"> </w:t>
-            </w:r>
-            <w:r>
-              <w:t xml:space="preserve">O sea </w:t>
-            </w:r>
-            <w:proofErr w:type="gramStart"/>
-            <w:r>
-              <w:t>que</w:t>
-            </w:r>
-            <w:proofErr w:type="gramEnd"/>
-            <w:r>
-              <w:t xml:space="preserve"> si la gallina está feliz, el bolsillo del productor también. Es una producción inteligente, sostenible y, sobre todo, responsable.</w:t>
-            </w:r>
-          </w:p>
-          <w:p>
-            <w:r>
-              <w:t>Don Campos</w:t>
-            </w:r>
-            <w:r>
-              <w:t xml:space="preserve">: Llegamos al final de nuestro programa de hoy.  </w:t>
-            </w:r>
-          </w:p>
-          <w:p>
-            <w:r>
-              <w:t>No lo olviden, el bienestar animal es el equilibrio donde todos ganamos: gana el animal, gana el consumidor y, por supuesto, gana el productor. No busquen solo la cantidad, busquen la calidad de vida de sus aves, que ahí está el secreto del éxito.</w:t>
-            </w:r>
-          </w:p>
-          <w:p>
-            <w:proofErr w:type="spellStart"/>
-            <w:r>
-              <w:rPr>
-                <w:b/>
-                <w:bCs/>
-              </w:rPr>
               <w:lastRenderedPageBreak/>
-              <w:t>Asusena</w:t>
-            </w:r>
-            <w:proofErr w:type="spellEnd"/>
-            <w:r>
-              <w:rPr>
-                <w:b/>
-                <w:bCs/>
-              </w:rPr>
-              <w:t>:</w:t>
+              <w:t>Asusena:</w:t>
             </w:r>
             <w:r>
               <w:t xml:space="preserve"> </w:t>
@@ -5249,21 +5198,7 @@
         <w:rPr>
           <w:lang w:val="es-419" w:eastAsia="es-CO"/>
         </w:rPr>
-        <w:t xml:space="preserve">El modelo de los Cinco Dominios, desarrollado por David </w:t>
-      </w:r>
-      <w:proofErr w:type="spellStart"/>
-      <w:r>
-        <w:rPr>
-          <w:lang w:val="es-419" w:eastAsia="es-CO"/>
-        </w:rPr>
-        <w:t>Mellor</w:t>
-      </w:r>
-      <w:proofErr w:type="spellEnd"/>
-      <w:r>
-        <w:rPr>
-          <w:lang w:val="es-419" w:eastAsia="es-CO"/>
-        </w:rPr>
-        <w:t>, representa un enfoque moderno del bienestar animal que, más allá de evitar el sufrimiento, promueve experiencias positivas. Este modelo permite una evaluación integral al considerar factores fisiológicos, ambientales y emocionales que influyen en el estado mental de las aves.</w:t>
+        <w:t>El modelo de los Cinco Dominios, desarrollado por David Mellor, representa un enfoque moderno del bienestar animal que, más allá de evitar el sufrimiento, promueve experiencias positivas. Este modelo permite una evaluación integral al considerar factores fisiológicos, ambientales y emocionales que influyen en el estado mental de las aves.</w:t>
       </w:r>
     </w:p>
     <w:p>
@@ -5481,15 +5416,7 @@
               <w:pStyle w:val="Tablas"/>
             </w:pPr>
             <w:r>
-              <w:t>Cinco Dominios (</w:t>
-            </w:r>
-            <w:proofErr w:type="spellStart"/>
-            <w:r>
-              <w:t>Mellor</w:t>
-            </w:r>
-            <w:proofErr w:type="spellEnd"/>
-            <w:r>
-              <w:t xml:space="preserve"> et al.)</w:t>
+              <w:t>Cinco Dominios (Mellor et al.)</w:t>
             </w:r>
           </w:p>
         </w:tc>
@@ -7065,7 +6992,6 @@
           <w:lang w:val="es-419" w:eastAsia="es-CO"/>
         </w:rPr>
       </w:pPr>
-      <w:proofErr w:type="spellStart"/>
       <w:r>
         <w:rPr>
           <w:rStyle w:val="Extranjerismo"/>
@@ -7073,17 +6999,7 @@
           <w:bCs/>
           <w:lang w:val="es-CO"/>
         </w:rPr>
-        <w:t>Lohmann</w:t>
-      </w:r>
-      <w:proofErr w:type="spellEnd"/>
-      <w:r>
-        <w:rPr>
-          <w:rStyle w:val="Extranjerismo"/>
-          <w:b/>
-          <w:bCs/>
-          <w:lang w:val="es-CO"/>
-        </w:rPr>
-        <w:t xml:space="preserve"> (Brown, LSL).</w:t>
+        <w:t>Lohmann (Brown, LSL).</w:t>
       </w:r>
       <w:r>
         <w:rPr>
@@ -7274,7 +7190,6 @@
           <w:lang w:val="es-419" w:eastAsia="es-CO"/>
         </w:rPr>
       </w:pPr>
-      <w:proofErr w:type="spellStart"/>
       <w:r>
         <w:rPr>
           <w:rStyle w:val="Extranjerismo"/>
@@ -7282,17 +7197,7 @@
           <w:bCs/>
           <w:lang w:val="es-CO"/>
         </w:rPr>
-        <w:t>Dekalb</w:t>
-      </w:r>
-      <w:proofErr w:type="spellEnd"/>
-      <w:r>
-        <w:rPr>
-          <w:rStyle w:val="Extranjerismo"/>
-          <w:b/>
-          <w:bCs/>
-          <w:lang w:val="es-CO"/>
-        </w:rPr>
-        <w:t xml:space="preserve"> (White, Brown).</w:t>
+        <w:t>Dekalb (White, Brown).</w:t>
       </w:r>
       <w:r>
         <w:rPr>
@@ -11933,23 +11838,7 @@
                 <w:sz w:val="20"/>
                 <w:szCs w:val="20"/>
               </w:rPr>
-              <w:t xml:space="preserve">, </w:t>
-            </w:r>
-            <w:proofErr w:type="spellStart"/>
-            <w:r>
-              <w:rPr>
-                <w:sz w:val="20"/>
-                <w:szCs w:val="20"/>
-              </w:rPr>
-              <w:t>Heterakis</w:t>
-            </w:r>
-            <w:proofErr w:type="spellEnd"/>
-            <w:r>
-              <w:rPr>
-                <w:sz w:val="20"/>
-                <w:szCs w:val="20"/>
-              </w:rPr>
-              <w:t xml:space="preserve"> </w:t>
+              <w:t xml:space="preserve">, Heterakis </w:t>
             </w:r>
             <w:proofErr w:type="spellStart"/>
             <w:r>
@@ -15056,21 +14945,8 @@
       </w:r>
     </w:p>
     <w:p>
-      <w:proofErr w:type="spellStart"/>
-      <w:r>
-        <w:t>Mellor</w:t>
-      </w:r>
-      <w:proofErr w:type="spellEnd"/>
-      <w:r>
-        <w:t xml:space="preserve">, D. J., &amp; </w:t>
-      </w:r>
-      <w:proofErr w:type="spellStart"/>
-      <w:r>
-        <w:t>Beausoleil</w:t>
-      </w:r>
-      <w:proofErr w:type="spellEnd"/>
-      <w:r>
-        <w:t xml:space="preserve">, N. J. (2020). </w:t>
+      <w:r>
+        <w:t xml:space="preserve">Mellor, D. J., &amp; Beausoleil, N. J. (2020). </w:t>
       </w:r>
       <w:r>
         <w:rPr>
@@ -15079,15 +14955,7 @@
         <w:t xml:space="preserve">The Five Domains Model: Welfare assessment and application to poultry systems. </w:t>
       </w:r>
       <w:r>
-        <w:t xml:space="preserve">Animal </w:t>
-      </w:r>
-      <w:proofErr w:type="spellStart"/>
-      <w:r>
-        <w:t>Welfare</w:t>
-      </w:r>
-      <w:proofErr w:type="spellEnd"/>
-      <w:r>
-        <w:t xml:space="preserve"> </w:t>
+        <w:t xml:space="preserve">Animal Welfare </w:t>
       </w:r>
       <w:proofErr w:type="spellStart"/>
       <w:r>
@@ -15135,81 +15003,59 @@
         <w:rPr>
           <w:lang w:val="en-US"/>
         </w:rPr>
-        <w:t xml:space="preserve"> de </w:t>
+        <w:t xml:space="preserve"> de Medicina </w:t>
       </w:r>
       <w:proofErr w:type="spellStart"/>
       <w:r>
         <w:rPr>
           <w:lang w:val="en-US"/>
         </w:rPr>
-        <w:t>Medicina</w:t>
+        <w:t>Veterinaria</w:t>
       </w:r>
       <w:proofErr w:type="spellEnd"/>
       <w:r>
         <w:rPr>
           <w:lang w:val="en-US"/>
         </w:rPr>
+        <w:t xml:space="preserve"> y de </w:t>
+      </w:r>
+      <w:proofErr w:type="spellStart"/>
+      <w:r>
+        <w:rPr>
+          <w:lang w:val="en-US"/>
+        </w:rPr>
+        <w:t>Zootecnia</w:t>
+      </w:r>
+      <w:proofErr w:type="spellEnd"/>
+      <w:r>
+        <w:rPr>
+          <w:lang w:val="en-US"/>
+        </w:rPr>
+        <w:t>.</w:t>
+      </w:r>
+    </w:p>
+    <w:p>
+      <w:r>
+        <w:rPr>
+          <w:lang w:val="en-US"/>
+        </w:rPr>
+        <w:t xml:space="preserve">World Poultry Science Association – WPSA. (2022). Biosecurity and Animal Welfare in Layer Farms. </w:t>
+      </w:r>
+      <w:proofErr w:type="spellStart"/>
+      <w:r>
+        <w:t>Poultry</w:t>
+      </w:r>
+      <w:proofErr w:type="spellEnd"/>
+      <w:r>
         <w:t xml:space="preserve"> </w:t>
       </w:r>
       <w:proofErr w:type="spellStart"/>
       <w:r>
-        <w:rPr>
-          <w:lang w:val="en-US"/>
-        </w:rPr>
-        <w:t>Veterinaria</w:t>
+        <w:t>Science</w:t>
       </w:r>
       <w:proofErr w:type="spellEnd"/>
       <w:r>
-        <w:rPr>
-          <w:lang w:val="en-US"/>
-        </w:rPr>
-        <w:t xml:space="preserve"> y de </w:t>
-      </w:r>
-      <w:proofErr w:type="spellStart"/>
-      <w:r>
-        <w:rPr>
-          <w:lang w:val="en-US"/>
-        </w:rPr>
-        <w:t>Zootecnia</w:t>
-      </w:r>
-      <w:proofErr w:type="spellEnd"/>
-      <w:r>
-        <w:rPr>
-          <w:lang w:val="en-US"/>
-        </w:rPr>
-        <w:t>.</w:t>
-      </w:r>
-    </w:p>
-    <w:p>
-      <w:r>
-        <w:rPr>
-          <w:lang w:val="en-US"/>
-        </w:rPr>
-        <w:t xml:space="preserve">World Poultry Science Association – WPSA. (2022). Biosecurity and Animal Welfare in Layer Farms. </w:t>
-      </w:r>
-      <w:proofErr w:type="spellStart"/>
-      <w:r>
-        <w:t>Poultry</w:t>
-      </w:r>
-      <w:proofErr w:type="spellEnd"/>
-      <w:r>
-        <w:t xml:space="preserve"> </w:t>
-      </w:r>
-      <w:proofErr w:type="spellStart"/>
-      <w:r>
-        <w:t>Science</w:t>
-      </w:r>
-      <w:proofErr w:type="spellEnd"/>
-      <w:r>
-        <w:t xml:space="preserve"> </w:t>
-      </w:r>
-      <w:proofErr w:type="spellStart"/>
-      <w:r>
-        <w:t>Review</w:t>
-      </w:r>
-      <w:proofErr w:type="spellEnd"/>
-      <w:r>
-        <w:t>, 101(8), 1235–1247.</w:t>
+        <w:t xml:space="preserve"> Review, 101(8), 1235–1247.</w:t>
       </w:r>
     </w:p>
     <w:p>
@@ -15572,13 +15418,13 @@
               <w:ind w:firstLine="0"/>
               <w:rPr>
                 <w:sz w:val="24"/>
-                <w:lang w:eastAsia="es-CO"/>
+                <w:lang w:val="es-419" w:eastAsia="es-CO"/>
               </w:rPr>
             </w:pPr>
             <w:r>
               <w:rPr>
                 <w:sz w:val="24"/>
-                <w:lang w:eastAsia="es-CO"/>
+                <w:lang w:val="es-419" w:eastAsia="es-CO"/>
               </w:rPr>
               <w:t>Olga Constanza Bermúdez Jaimes</w:t>
             </w:r>
@@ -15661,15 +15507,15 @@
               <w:ind w:firstLine="0"/>
               <w:rPr>
                 <w:sz w:val="24"/>
-                <w:lang w:eastAsia="es-CO"/>
+                <w:lang w:val="es-419" w:eastAsia="es-CO"/>
               </w:rPr>
             </w:pPr>
             <w:r>
               <w:rPr>
                 <w:sz w:val="24"/>
-                <w:lang w:eastAsia="es-CO"/>
-              </w:rPr>
-              <w:t>Elizabeth Peña Sierra</w:t>
+                <w:lang w:val="es-419" w:eastAsia="es-CO"/>
+              </w:rPr>
+              <w:t>Eliana Audrey Manchola Pérez</w:t>
             </w:r>
           </w:p>
         </w:tc>
@@ -15747,15 +15593,15 @@
               <w:ind w:firstLine="0"/>
               <w:rPr>
                 <w:sz w:val="24"/>
-                <w:lang w:eastAsia="es-CO"/>
+                <w:lang w:val="es-419" w:eastAsia="es-CO"/>
               </w:rPr>
             </w:pPr>
             <w:r>
               <w:rPr>
                 <w:sz w:val="24"/>
-                <w:lang w:eastAsia="es-CO"/>
-              </w:rPr>
-              <w:t>Paola Alexandra Moya</w:t>
+                <w:lang w:val="es-419" w:eastAsia="es-CO"/>
+              </w:rPr>
+              <w:t>Paula Marcela Vidal Quintero</w:t>
             </w:r>
           </w:p>
         </w:tc>
@@ -15836,47 +15682,15 @@
               <w:ind w:firstLine="0"/>
               <w:rPr>
                 <w:sz w:val="24"/>
-                <w:lang w:eastAsia="es-CO"/>
+                <w:lang w:val="es-419" w:eastAsia="es-CO"/>
               </w:rPr>
             </w:pPr>
             <w:r>
               <w:rPr>
                 <w:sz w:val="24"/>
-                <w:lang w:eastAsia="es-CO"/>
-              </w:rPr>
-              <w:t xml:space="preserve">Juan </w:t>
-            </w:r>
-            <w:proofErr w:type="spellStart"/>
-            <w:r>
-              <w:rPr>
-                <w:sz w:val="24"/>
-                <w:lang w:eastAsia="es-CO"/>
-              </w:rPr>
-              <w:t>Jose</w:t>
-            </w:r>
-            <w:proofErr w:type="spellEnd"/>
-            <w:r>
-              <w:rPr>
-                <w:sz w:val="24"/>
-                <w:lang w:eastAsia="es-CO"/>
-              </w:rPr>
-              <w:t xml:space="preserve"> </w:t>
-            </w:r>
-            <w:proofErr w:type="spellStart"/>
-            <w:r>
-              <w:rPr>
-                <w:sz w:val="24"/>
-                <w:lang w:eastAsia="es-CO"/>
-              </w:rPr>
-              <w:t>Calderon</w:t>
-            </w:r>
-            <w:proofErr w:type="spellEnd"/>
-            <w:r>
-              <w:rPr>
-                <w:sz w:val="24"/>
-                <w:lang w:eastAsia="es-CO"/>
-              </w:rPr>
-              <w:t xml:space="preserve"> Gutiérrez</w:t>
+                <w:lang w:val="es-419" w:eastAsia="es-CO"/>
+              </w:rPr>
+              <w:t>Fredy Fabian Ortiz Segura</w:t>
             </w:r>
           </w:p>
         </w:tc>
@@ -15962,23 +15776,7 @@
                 <w:sz w:val="24"/>
                 <w:lang w:val="es-419" w:eastAsia="es-CO"/>
               </w:rPr>
-              <w:t xml:space="preserve">Henry </w:t>
-            </w:r>
-            <w:proofErr w:type="spellStart"/>
-            <w:r>
-              <w:rPr>
-                <w:sz w:val="24"/>
-                <w:lang w:val="es-419" w:eastAsia="es-CO"/>
-              </w:rPr>
-              <w:t>Alvarez</w:t>
-            </w:r>
-            <w:proofErr w:type="spellEnd"/>
-            <w:r>
-              <w:rPr>
-                <w:sz w:val="24"/>
-                <w:lang w:val="es-419" w:eastAsia="es-CO"/>
-              </w:rPr>
-              <w:t xml:space="preserve"> Astudillo</w:t>
+              <w:t>Henry Alvarez Astudillo</w:t>
             </w:r>
           </w:p>
         </w:tc>
@@ -16437,31 +16235,13 @@
                 <w:lang w:eastAsia="es-CO"/>
               </w:rPr>
             </w:pPr>
-            <w:proofErr w:type="spellStart"/>
             <w:r>
               <w:rPr>
                 <w:sz w:val="24"/>
                 <w:lang w:eastAsia="es-CO"/>
               </w:rPr>
-              <w:t>Maria</w:t>
-            </w:r>
-            <w:proofErr w:type="spellEnd"/>
-            <w:r>
-              <w:rPr>
-                <w:sz w:val="24"/>
-                <w:lang w:eastAsia="es-CO"/>
-              </w:rPr>
-              <w:t xml:space="preserve"> Carolina Tamayo </w:t>
-            </w:r>
-            <w:proofErr w:type="spellStart"/>
-            <w:r>
-              <w:rPr>
-                <w:sz w:val="24"/>
-                <w:lang w:eastAsia="es-CO"/>
-              </w:rPr>
-              <w:t>Lopez</w:t>
-            </w:r>
-            <w:proofErr w:type="spellEnd"/>
+              <w:t>Maria Carolina Tamayo Lopez</w:t>
+            </w:r>
           </w:p>
         </w:tc>
         <w:tc>
@@ -16906,23 +16686,7 @@
                 <w:sz w:val="24"/>
                 <w:lang w:eastAsia="es-CO"/>
               </w:rPr>
-              <w:t xml:space="preserve"> Wilfredo </w:t>
-            </w:r>
-            <w:proofErr w:type="spellStart"/>
-            <w:r>
-              <w:rPr>
-                <w:sz w:val="24"/>
-                <w:lang w:eastAsia="es-CO"/>
-              </w:rPr>
-              <w:t>Pizo</w:t>
-            </w:r>
-            <w:proofErr w:type="spellEnd"/>
-            <w:r>
-              <w:rPr>
-                <w:sz w:val="24"/>
-                <w:lang w:eastAsia="es-CO"/>
-              </w:rPr>
-              <w:t xml:space="preserve"> Ossa</w:t>
+              <w:t xml:space="preserve"> Wilfredo Pizo Ossa</w:t>
             </w:r>
           </w:p>
         </w:tc>
@@ -17028,7 +16792,7 @@
 </file>
 
 <file path=word/endnotes.xml><?xml version="1.0" encoding="utf-8"?>
-<w:endnotes xmlns:wpc="http://schemas.microsoft.com/office/word/2010/wordprocessingCanvas" xmlns:cx="http://schemas.microsoft.com/office/drawing/2014/chartex" xmlns:cx1="http://schemas.microsoft.com/office/drawing/2015/9/8/chartex" xmlns:cx2="http://schemas.microsoft.com/office/drawing/2015/10/21/chartex" xmlns:cx3="http://schemas.microsoft.com/office/drawing/2016/5/9/chartex" xmlns:cx4="http://schemas.microsoft.com/office/drawing/2016/5/10/chartex" xmlns:cx5="http://schemas.microsoft.com/office/drawing/2016/5/11/chartex" xmlns:cx6="http://schemas.microsoft.com/office/drawing/2016/5/12/chartex" xmlns:cx7="http://schemas.microsoft.com/office/drawing/2016/5/13/chartex" xmlns:cx8="http://schemas.microsoft.com/office/drawing/2016/5/14/chartex" xmlns:mc="http://schemas.openxmlformats.org/markup-compatibility/2006" xmlns:aink="http://schemas.microsoft.com/office/drawing/2016/ink" xmlns:am3d="http://schemas.microsoft.com/office/drawing/2017/model3d" xmlns:o="urn:schemas-microsoft-com:office:office" xmlns:oel="http://schemas.microsoft.com/office/2019/extlst" xmlns:r="http://schemas.openxmlformats.org/officeDocument/2006/relationships" xmlns:m="http://schemas.openxmlformats.org/officeDocument/2006/math" xmlns:v="urn:schemas-microsoft-com:vml" xmlns:wp14="http://schemas.microsoft.com/office/word/2010/wordprocessingDrawing" xmlns:wp="http://schemas.openxmlformats.org/drawingml/2006/wordprocessingDrawing" xmlns:w10="urn:schemas-microsoft-com:office:word" xmlns:w="http://schemas.openxmlformats.org/wordprocessingml/2006/main" xmlns:w14="http://schemas.microsoft.com/office/word/2010/wordml" xmlns:w15="http://schemas.microsoft.com/office/word/2012/wordml" xmlns:w16cex="http://schemas.microsoft.com/office/word/2018/wordml/cex" xmlns:w16cid="http://schemas.microsoft.com/office/word/2016/wordml/cid" xmlns:w16="http://schemas.microsoft.com/office/word/2018/wordml" xmlns:w16sdtdh="http://schemas.microsoft.com/office/word/2020/wordml/sdtdatahash" xmlns:w16se="http://schemas.microsoft.com/office/word/2015/wordml/symex" xmlns:wpg="http://schemas.microsoft.com/office/word/2010/wordprocessingGroup" xmlns:wpi="http://schemas.microsoft.com/office/word/2010/wordprocessingInk" xmlns:wne="http://schemas.microsoft.com/office/word/2006/wordml" xmlns:wps="http://schemas.microsoft.com/office/word/2010/wordprocessingShape" mc:Ignorable="w14 w15 w16se w16cid w16 w16cex w16sdtdh wp14">
+<w:endnotes xmlns:wpc="http://schemas.microsoft.com/office/word/2010/wordprocessingCanvas" xmlns:cx="http://schemas.microsoft.com/office/drawing/2014/chartex" xmlns:cx1="http://schemas.microsoft.com/office/drawing/2015/9/8/chartex" xmlns:cx2="http://schemas.microsoft.com/office/drawing/2015/10/21/chartex" xmlns:cx3="http://schemas.microsoft.com/office/drawing/2016/5/9/chartex" xmlns:cx4="http://schemas.microsoft.com/office/drawing/2016/5/10/chartex" xmlns:cx5="http://schemas.microsoft.com/office/drawing/2016/5/11/chartex" xmlns:cx6="http://schemas.microsoft.com/office/drawing/2016/5/12/chartex" xmlns:cx7="http://schemas.microsoft.com/office/drawing/2016/5/13/chartex" xmlns:cx8="http://schemas.microsoft.com/office/drawing/2016/5/14/chartex" xmlns:mc="http://schemas.openxmlformats.org/markup-compatibility/2006" xmlns:aink="http://schemas.microsoft.com/office/drawing/2016/ink" xmlns:am3d="http://schemas.microsoft.com/office/drawing/2017/model3d" xmlns:o="urn:schemas-microsoft-com:office:office" xmlns:oel="http://schemas.microsoft.com/office/2019/extlst" xmlns:r="http://schemas.openxmlformats.org/officeDocument/2006/relationships" xmlns:m="http://schemas.openxmlformats.org/officeDocument/2006/math" xmlns:v="urn:schemas-microsoft-com:vml" xmlns:wp14="http://schemas.microsoft.com/office/word/2010/wordprocessingDrawing" xmlns:wp="http://schemas.openxmlformats.org/drawingml/2006/wordprocessingDrawing" xmlns:w10="urn:schemas-microsoft-com:office:word" xmlns:w="http://schemas.openxmlformats.org/wordprocessingml/2006/main" xmlns:w14="http://schemas.microsoft.com/office/word/2010/wordml" xmlns:w15="http://schemas.microsoft.com/office/word/2012/wordml" xmlns:w16cex="http://schemas.microsoft.com/office/word/2018/wordml/cex" xmlns:w16cid="http://schemas.microsoft.com/office/word/2016/wordml/cid" xmlns:w16="http://schemas.microsoft.com/office/word/2018/wordml" xmlns:w16du="http://schemas.microsoft.com/office/word/2023/wordml/word16du" xmlns:w16sdtdh="http://schemas.microsoft.com/office/word/2020/wordml/sdtdatahash" xmlns:w16sdtfl="http://schemas.microsoft.com/office/word/2024/wordml/sdtformatlock" xmlns:w16se="http://schemas.microsoft.com/office/word/2015/wordml/symex" xmlns:wpg="http://schemas.microsoft.com/office/word/2010/wordprocessingGroup" xmlns:wpi="http://schemas.microsoft.com/office/word/2010/wordprocessingInk" xmlns:wne="http://schemas.microsoft.com/office/word/2006/wordml" xmlns:wps="http://schemas.microsoft.com/office/word/2010/wordprocessingShape" mc:Ignorable="w14 w15 w16se w16cid w16 w16cex w16sdtdh w16sdtfl w16du wp14">
   <w:endnote w:type="separator" w:id="-1">
     <w:p>
       <w:pPr>
@@ -17053,7 +16817,7 @@
 </file>
 
 <file path=word/footer1.xml><?xml version="1.0" encoding="utf-8"?>
-<w:ftr xmlns:wpc="http://schemas.microsoft.com/office/word/2010/wordprocessingCanvas" xmlns:cx="http://schemas.microsoft.com/office/drawing/2014/chartex" xmlns:cx1="http://schemas.microsoft.com/office/drawing/2015/9/8/chartex" xmlns:cx2="http://schemas.microsoft.com/office/drawing/2015/10/21/chartex" xmlns:cx3="http://schemas.microsoft.com/office/drawing/2016/5/9/chartex" xmlns:cx4="http://schemas.microsoft.com/office/drawing/2016/5/10/chartex" xmlns:cx5="http://schemas.microsoft.com/office/drawing/2016/5/11/chartex" xmlns:cx6="http://schemas.microsoft.com/office/drawing/2016/5/12/chartex" xmlns:cx7="http://schemas.microsoft.com/office/drawing/2016/5/13/chartex" xmlns:cx8="http://schemas.microsoft.com/office/drawing/2016/5/14/chartex" xmlns:mc="http://schemas.openxmlformats.org/markup-compatibility/2006" xmlns:aink="http://schemas.microsoft.com/office/drawing/2016/ink" xmlns:am3d="http://schemas.microsoft.com/office/drawing/2017/model3d" xmlns:o="urn:schemas-microsoft-com:office:office" xmlns:oel="http://schemas.microsoft.com/office/2019/extlst" xmlns:r="http://schemas.openxmlformats.org/officeDocument/2006/relationships" xmlns:m="http://schemas.openxmlformats.org/officeDocument/2006/math" xmlns:v="urn:schemas-microsoft-com:vml" xmlns:wp14="http://schemas.microsoft.com/office/word/2010/wordprocessingDrawing" xmlns:wp="http://schemas.openxmlformats.org/drawingml/2006/wordprocessingDrawing" xmlns:w10="urn:schemas-microsoft-com:office:word" xmlns:w="http://schemas.openxmlformats.org/wordprocessingml/2006/main" xmlns:w14="http://schemas.microsoft.com/office/word/2010/wordml" xmlns:w15="http://schemas.microsoft.com/office/word/2012/wordml" xmlns:w16cex="http://schemas.microsoft.com/office/word/2018/wordml/cex" xmlns:w16cid="http://schemas.microsoft.com/office/word/2016/wordml/cid" xmlns:w16="http://schemas.microsoft.com/office/word/2018/wordml" xmlns:w16sdtdh="http://schemas.microsoft.com/office/word/2020/wordml/sdtdatahash" xmlns:w16se="http://schemas.microsoft.com/office/word/2015/wordml/symex" xmlns:wpg="http://schemas.microsoft.com/office/word/2010/wordprocessingGroup" xmlns:wpi="http://schemas.microsoft.com/office/word/2010/wordprocessingInk" xmlns:wne="http://schemas.microsoft.com/office/word/2006/wordml" xmlns:wps="http://schemas.microsoft.com/office/word/2010/wordprocessingShape" mc:Ignorable="w14 w15 w16se w16cid w16 w16cex w16sdtdh wp14">
+<w:ftr xmlns:wpc="http://schemas.microsoft.com/office/word/2010/wordprocessingCanvas" xmlns:cx="http://schemas.microsoft.com/office/drawing/2014/chartex" xmlns:cx1="http://schemas.microsoft.com/office/drawing/2015/9/8/chartex" xmlns:cx2="http://schemas.microsoft.com/office/drawing/2015/10/21/chartex" xmlns:cx3="http://schemas.microsoft.com/office/drawing/2016/5/9/chartex" xmlns:cx4="http://schemas.microsoft.com/office/drawing/2016/5/10/chartex" xmlns:cx5="http://schemas.microsoft.com/office/drawing/2016/5/11/chartex" xmlns:cx6="http://schemas.microsoft.com/office/drawing/2016/5/12/chartex" xmlns:cx7="http://schemas.microsoft.com/office/drawing/2016/5/13/chartex" xmlns:cx8="http://schemas.microsoft.com/office/drawing/2016/5/14/chartex" xmlns:mc="http://schemas.openxmlformats.org/markup-compatibility/2006" xmlns:aink="http://schemas.microsoft.com/office/drawing/2016/ink" xmlns:am3d="http://schemas.microsoft.com/office/drawing/2017/model3d" xmlns:o="urn:schemas-microsoft-com:office:office" xmlns:oel="http://schemas.microsoft.com/office/2019/extlst" xmlns:r="http://schemas.openxmlformats.org/officeDocument/2006/relationships" xmlns:m="http://schemas.openxmlformats.org/officeDocument/2006/math" xmlns:v="urn:schemas-microsoft-com:vml" xmlns:wp14="http://schemas.microsoft.com/office/word/2010/wordprocessingDrawing" xmlns:wp="http://schemas.openxmlformats.org/drawingml/2006/wordprocessingDrawing" xmlns:w10="urn:schemas-microsoft-com:office:word" xmlns:w="http://schemas.openxmlformats.org/wordprocessingml/2006/main" xmlns:w14="http://schemas.microsoft.com/office/word/2010/wordml" xmlns:w15="http://schemas.microsoft.com/office/word/2012/wordml" xmlns:w16cex="http://schemas.microsoft.com/office/word/2018/wordml/cex" xmlns:w16cid="http://schemas.microsoft.com/office/word/2016/wordml/cid" xmlns:w16="http://schemas.microsoft.com/office/word/2018/wordml" xmlns:w16du="http://schemas.microsoft.com/office/word/2023/wordml/word16du" xmlns:w16sdtdh="http://schemas.microsoft.com/office/word/2020/wordml/sdtdatahash" xmlns:w16sdtfl="http://schemas.microsoft.com/office/word/2024/wordml/sdtformatlock" xmlns:w16se="http://schemas.microsoft.com/office/word/2015/wordml/symex" xmlns:wpg="http://schemas.microsoft.com/office/word/2010/wordprocessingGroup" xmlns:wpi="http://schemas.microsoft.com/office/word/2010/wordprocessingInk" xmlns:wne="http://schemas.microsoft.com/office/word/2006/wordml" xmlns:wps="http://schemas.microsoft.com/office/word/2010/wordprocessingShape" mc:Ignorable="w14 w15 w16se w16cid w16 w16cex w16sdtdh w16sdtfl w16du wp14">
   <w:sdt>
     <w:sdtPr>
       <w:id w:val="-1465197936"/>
@@ -17098,7 +16862,7 @@
 </file>
 
 <file path=word/footnotes.xml><?xml version="1.0" encoding="utf-8"?>
-<w:footnotes xmlns:wpc="http://schemas.microsoft.com/office/word/2010/wordprocessingCanvas" xmlns:cx="http://schemas.microsoft.com/office/drawing/2014/chartex" xmlns:cx1="http://schemas.microsoft.com/office/drawing/2015/9/8/chartex" xmlns:cx2="http://schemas.microsoft.com/office/drawing/2015/10/21/chartex" xmlns:cx3="http://schemas.microsoft.com/office/drawing/2016/5/9/chartex" xmlns:cx4="http://schemas.microsoft.com/office/drawing/2016/5/10/chartex" xmlns:cx5="http://schemas.microsoft.com/office/drawing/2016/5/11/chartex" xmlns:cx6="http://schemas.microsoft.com/office/drawing/2016/5/12/chartex" xmlns:cx7="http://schemas.microsoft.com/office/drawing/2016/5/13/chartex" xmlns:cx8="http://schemas.microsoft.com/office/drawing/2016/5/14/chartex" xmlns:mc="http://schemas.openxmlformats.org/markup-compatibility/2006" xmlns:aink="http://schemas.microsoft.com/office/drawing/2016/ink" xmlns:am3d="http://schemas.microsoft.com/office/drawing/2017/model3d" xmlns:o="urn:schemas-microsoft-com:office:office" xmlns:oel="http://schemas.microsoft.com/office/2019/extlst" xmlns:r="http://schemas.openxmlformats.org/officeDocument/2006/relationships" xmlns:m="http://schemas.openxmlformats.org/officeDocument/2006/math" xmlns:v="urn:schemas-microsoft-com:vml" xmlns:wp14="http://schemas.microsoft.com/office/word/2010/wordprocessingDrawing" xmlns:wp="http://schemas.openxmlformats.org/drawingml/2006/wordprocessingDrawing" xmlns:w10="urn:schemas-microsoft-com:office:word" xmlns:w="http://schemas.openxmlformats.org/wordprocessingml/2006/main" xmlns:w14="http://schemas.microsoft.com/office/word/2010/wordml" xmlns:w15="http://schemas.microsoft.com/office/word/2012/wordml" xmlns:w16cex="http://schemas.microsoft.com/office/word/2018/wordml/cex" xmlns:w16cid="http://schemas.microsoft.com/office/word/2016/wordml/cid" xmlns:w16="http://schemas.microsoft.com/office/word/2018/wordml" xmlns:w16sdtdh="http://schemas.microsoft.com/office/word/2020/wordml/sdtdatahash" xmlns:w16se="http://schemas.microsoft.com/office/word/2015/wordml/symex" xmlns:wpg="http://schemas.microsoft.com/office/word/2010/wordprocessingGroup" xmlns:wpi="http://schemas.microsoft.com/office/word/2010/wordprocessingInk" xmlns:wne="http://schemas.microsoft.com/office/word/2006/wordml" xmlns:wps="http://schemas.microsoft.com/office/word/2010/wordprocessingShape" mc:Ignorable="w14 w15 w16se w16cid w16 w16cex w16sdtdh wp14">
+<w:footnotes xmlns:wpc="http://schemas.microsoft.com/office/word/2010/wordprocessingCanvas" xmlns:cx="http://schemas.microsoft.com/office/drawing/2014/chartex" xmlns:cx1="http://schemas.microsoft.com/office/drawing/2015/9/8/chartex" xmlns:cx2="http://schemas.microsoft.com/office/drawing/2015/10/21/chartex" xmlns:cx3="http://schemas.microsoft.com/office/drawing/2016/5/9/chartex" xmlns:cx4="http://schemas.microsoft.com/office/drawing/2016/5/10/chartex" xmlns:cx5="http://schemas.microsoft.com/office/drawing/2016/5/11/chartex" xmlns:cx6="http://schemas.microsoft.com/office/drawing/2016/5/12/chartex" xmlns:cx7="http://schemas.microsoft.com/office/drawing/2016/5/13/chartex" xmlns:cx8="http://schemas.microsoft.com/office/drawing/2016/5/14/chartex" xmlns:mc="http://schemas.openxmlformats.org/markup-compatibility/2006" xmlns:aink="http://schemas.microsoft.com/office/drawing/2016/ink" xmlns:am3d="http://schemas.microsoft.com/office/drawing/2017/model3d" xmlns:o="urn:schemas-microsoft-com:office:office" xmlns:oel="http://schemas.microsoft.com/office/2019/extlst" xmlns:r="http://schemas.openxmlformats.org/officeDocument/2006/relationships" xmlns:m="http://schemas.openxmlformats.org/officeDocument/2006/math" xmlns:v="urn:schemas-microsoft-com:vml" xmlns:wp14="http://schemas.microsoft.com/office/word/2010/wordprocessingDrawing" xmlns:wp="http://schemas.openxmlformats.org/drawingml/2006/wordprocessingDrawing" xmlns:w10="urn:schemas-microsoft-com:office:word" xmlns:w="http://schemas.openxmlformats.org/wordprocessingml/2006/main" xmlns:w14="http://schemas.microsoft.com/office/word/2010/wordml" xmlns:w15="http://schemas.microsoft.com/office/word/2012/wordml" xmlns:w16cex="http://schemas.microsoft.com/office/word/2018/wordml/cex" xmlns:w16cid="http://schemas.microsoft.com/office/word/2016/wordml/cid" xmlns:w16="http://schemas.microsoft.com/office/word/2018/wordml" xmlns:w16du="http://schemas.microsoft.com/office/word/2023/wordml/word16du" xmlns:w16sdtdh="http://schemas.microsoft.com/office/word/2020/wordml/sdtdatahash" xmlns:w16sdtfl="http://schemas.microsoft.com/office/word/2024/wordml/sdtformatlock" xmlns:w16se="http://schemas.microsoft.com/office/word/2015/wordml/symex" xmlns:wpg="http://schemas.microsoft.com/office/word/2010/wordprocessingGroup" xmlns:wpi="http://schemas.microsoft.com/office/word/2010/wordprocessingInk" xmlns:wne="http://schemas.microsoft.com/office/word/2006/wordml" xmlns:wps="http://schemas.microsoft.com/office/word/2010/wordprocessingShape" mc:Ignorable="w14 w15 w16se w16cid w16 w16cex w16sdtdh w16sdtfl w16du wp14">
   <w:footnote w:type="separator" w:id="-1">
     <w:p>
       <w:pPr>
@@ -17123,7 +16887,7 @@
 </file>
 
 <file path=word/header1.xml><?xml version="1.0" encoding="utf-8"?>
-<w:hdr xmlns:wpc="http://schemas.microsoft.com/office/word/2010/wordprocessingCanvas" xmlns:cx="http://schemas.microsoft.com/office/drawing/2014/chartex" xmlns:cx1="http://schemas.microsoft.com/office/drawing/2015/9/8/chartex" xmlns:cx2="http://schemas.microsoft.com/office/drawing/2015/10/21/chartex" xmlns:cx3="http://schemas.microsoft.com/office/drawing/2016/5/9/chartex" xmlns:cx4="http://schemas.microsoft.com/office/drawing/2016/5/10/chartex" xmlns:cx5="http://schemas.microsoft.com/office/drawing/2016/5/11/chartex" xmlns:cx6="http://schemas.microsoft.com/office/drawing/2016/5/12/chartex" xmlns:cx7="http://schemas.microsoft.com/office/drawing/2016/5/13/chartex" xmlns:cx8="http://schemas.microsoft.com/office/drawing/2016/5/14/chartex" xmlns:mc="http://schemas.openxmlformats.org/markup-compatibility/2006" xmlns:aink="http://schemas.microsoft.com/office/drawing/2016/ink" xmlns:am3d="http://schemas.microsoft.com/office/drawing/2017/model3d" xmlns:o="urn:schemas-microsoft-com:office:office" xmlns:oel="http://schemas.microsoft.com/office/2019/extlst" xmlns:r="http://schemas.openxmlformats.org/officeDocument/2006/relationships" xmlns:m="http://schemas.openxmlformats.org/officeDocument/2006/math" xmlns:v="urn:schemas-microsoft-com:vml" xmlns:wp14="http://schemas.microsoft.com/office/word/2010/wordprocessingDrawing" xmlns:wp="http://schemas.openxmlformats.org/drawingml/2006/wordprocessingDrawing" xmlns:w10="urn:schemas-microsoft-com:office:word" xmlns:w="http://schemas.openxmlformats.org/wordprocessingml/2006/main" xmlns:w14="http://schemas.microsoft.com/office/word/2010/wordml" xmlns:w15="http://schemas.microsoft.com/office/word/2012/wordml" xmlns:w16cex="http://schemas.microsoft.com/office/word/2018/wordml/cex" xmlns:w16cid="http://schemas.microsoft.com/office/word/2016/wordml/cid" xmlns:w16="http://schemas.microsoft.com/office/word/2018/wordml" xmlns:w16sdtdh="http://schemas.microsoft.com/office/word/2020/wordml/sdtdatahash" xmlns:w16se="http://schemas.microsoft.com/office/word/2015/wordml/symex" xmlns:wpg="http://schemas.microsoft.com/office/word/2010/wordprocessingGroup" xmlns:wpi="http://schemas.microsoft.com/office/word/2010/wordprocessingInk" xmlns:wne="http://schemas.microsoft.com/office/word/2006/wordml" xmlns:wps="http://schemas.microsoft.com/office/word/2010/wordprocessingShape" mc:Ignorable="w14 w15 w16se w16cid w16 w16cex w16sdtdh wp14">
+<w:hdr xmlns:wpc="http://schemas.microsoft.com/office/word/2010/wordprocessingCanvas" xmlns:cx="http://schemas.microsoft.com/office/drawing/2014/chartex" xmlns:cx1="http://schemas.microsoft.com/office/drawing/2015/9/8/chartex" xmlns:cx2="http://schemas.microsoft.com/office/drawing/2015/10/21/chartex" xmlns:cx3="http://schemas.microsoft.com/office/drawing/2016/5/9/chartex" xmlns:cx4="http://schemas.microsoft.com/office/drawing/2016/5/10/chartex" xmlns:cx5="http://schemas.microsoft.com/office/drawing/2016/5/11/chartex" xmlns:cx6="http://schemas.microsoft.com/office/drawing/2016/5/12/chartex" xmlns:cx7="http://schemas.microsoft.com/office/drawing/2016/5/13/chartex" xmlns:cx8="http://schemas.microsoft.com/office/drawing/2016/5/14/chartex" xmlns:mc="http://schemas.openxmlformats.org/markup-compatibility/2006" xmlns:aink="http://schemas.microsoft.com/office/drawing/2016/ink" xmlns:am3d="http://schemas.microsoft.com/office/drawing/2017/model3d" xmlns:o="urn:schemas-microsoft-com:office:office" xmlns:oel="http://schemas.microsoft.com/office/2019/extlst" xmlns:r="http://schemas.openxmlformats.org/officeDocument/2006/relationships" xmlns:m="http://schemas.openxmlformats.org/officeDocument/2006/math" xmlns:v="urn:schemas-microsoft-com:vml" xmlns:wp14="http://schemas.microsoft.com/office/word/2010/wordprocessingDrawing" xmlns:wp="http://schemas.openxmlformats.org/drawingml/2006/wordprocessingDrawing" xmlns:w10="urn:schemas-microsoft-com:office:word" xmlns:w="http://schemas.openxmlformats.org/wordprocessingml/2006/main" xmlns:w14="http://schemas.microsoft.com/office/word/2010/wordml" xmlns:w15="http://schemas.microsoft.com/office/word/2012/wordml" xmlns:w16cex="http://schemas.microsoft.com/office/word/2018/wordml/cex" xmlns:w16cid="http://schemas.microsoft.com/office/word/2016/wordml/cid" xmlns:w16="http://schemas.microsoft.com/office/word/2018/wordml" xmlns:w16du="http://schemas.microsoft.com/office/word/2023/wordml/word16du" xmlns:w16sdtdh="http://schemas.microsoft.com/office/word/2020/wordml/sdtdatahash" xmlns:w16sdtfl="http://schemas.microsoft.com/office/word/2024/wordml/sdtformatlock" xmlns:w16se="http://schemas.microsoft.com/office/word/2015/wordml/symex" xmlns:wpg="http://schemas.microsoft.com/office/word/2010/wordprocessingGroup" xmlns:wpi="http://schemas.microsoft.com/office/word/2010/wordprocessingInk" xmlns:wne="http://schemas.microsoft.com/office/word/2006/wordml" xmlns:wps="http://schemas.microsoft.com/office/word/2010/wordprocessingShape" mc:Ignorable="w14 w15 w16se w16cid w16 w16cex w16sdtdh w16sdtfl w16du wp14">
   <w:p>
     <w:pPr>
       <w:pStyle w:val="Encabezado"/>
@@ -17209,7 +16973,7 @@
 </file>
 
 <file path=word/numbering.xml><?xml version="1.0" encoding="utf-8"?>
-<w:numbering xmlns:wpc="http://schemas.microsoft.com/office/word/2010/wordprocessingCanvas" xmlns:cx="http://schemas.microsoft.com/office/drawing/2014/chartex" xmlns:cx1="http://schemas.microsoft.com/office/drawing/2015/9/8/chartex" xmlns:cx2="http://schemas.microsoft.com/office/drawing/2015/10/21/chartex" xmlns:cx3="http://schemas.microsoft.com/office/drawing/2016/5/9/chartex" xmlns:cx4="http://schemas.microsoft.com/office/drawing/2016/5/10/chartex" xmlns:cx5="http://schemas.microsoft.com/office/drawing/2016/5/11/chartex" xmlns:cx6="http://schemas.microsoft.com/office/drawing/2016/5/12/chartex" xmlns:cx7="http://schemas.microsoft.com/office/drawing/2016/5/13/chartex" xmlns:cx8="http://schemas.microsoft.com/office/drawing/2016/5/14/chartex" xmlns:mc="http://schemas.openxmlformats.org/markup-compatibility/2006" xmlns:aink="http://schemas.microsoft.com/office/drawing/2016/ink" xmlns:am3d="http://schemas.microsoft.com/office/drawing/2017/model3d" xmlns:o="urn:schemas-microsoft-com:office:office" xmlns:oel="http://schemas.microsoft.com/office/2019/extlst" xmlns:r="http://schemas.openxmlformats.org/officeDocument/2006/relationships" xmlns:m="http://schemas.openxmlformats.org/officeDocument/2006/math" xmlns:v="urn:schemas-microsoft-com:vml" xmlns:wp14="http://schemas.microsoft.com/office/word/2010/wordprocessingDrawing" xmlns:wp="http://schemas.openxmlformats.org/drawingml/2006/wordprocessingDrawing" xmlns:w10="urn:schemas-microsoft-com:office:word" xmlns:w="http://schemas.openxmlformats.org/wordprocessingml/2006/main" xmlns:w14="http://schemas.microsoft.com/office/word/2010/wordml" xmlns:w15="http://schemas.microsoft.com/office/word/2012/wordml" xmlns:w16cex="http://schemas.microsoft.com/office/word/2018/wordml/cex" xmlns:w16cid="http://schemas.microsoft.com/office/word/2016/wordml/cid" xmlns:w16="http://schemas.microsoft.com/office/word/2018/wordml" xmlns:w16sdtdh="http://schemas.microsoft.com/office/word/2020/wordml/sdtdatahash" xmlns:w16se="http://schemas.microsoft.com/office/word/2015/wordml/symex" xmlns:wpg="http://schemas.microsoft.com/office/word/2010/wordprocessingGroup" xmlns:wpi="http://schemas.microsoft.com/office/word/2010/wordprocessingInk" xmlns:wne="http://schemas.microsoft.com/office/word/2006/wordml" xmlns:wps="http://schemas.microsoft.com/office/word/2010/wordprocessingShape" mc:Ignorable="w14 w15 w16se w16cid w16 w16cex w16sdtdh wp14">
+<w:numbering xmlns:wpc="http://schemas.microsoft.com/office/word/2010/wordprocessingCanvas" xmlns:cx="http://schemas.microsoft.com/office/drawing/2014/chartex" xmlns:cx1="http://schemas.microsoft.com/office/drawing/2015/9/8/chartex" xmlns:cx2="http://schemas.microsoft.com/office/drawing/2015/10/21/chartex" xmlns:cx3="http://schemas.microsoft.com/office/drawing/2016/5/9/chartex" xmlns:cx4="http://schemas.microsoft.com/office/drawing/2016/5/10/chartex" xmlns:cx5="http://schemas.microsoft.com/office/drawing/2016/5/11/chartex" xmlns:cx6="http://schemas.microsoft.com/office/drawing/2016/5/12/chartex" xmlns:cx7="http://schemas.microsoft.com/office/drawing/2016/5/13/chartex" xmlns:cx8="http://schemas.microsoft.com/office/drawing/2016/5/14/chartex" xmlns:mc="http://schemas.openxmlformats.org/markup-compatibility/2006" xmlns:aink="http://schemas.microsoft.com/office/drawing/2016/ink" xmlns:am3d="http://schemas.microsoft.com/office/drawing/2017/model3d" xmlns:o="urn:schemas-microsoft-com:office:office" xmlns:oel="http://schemas.microsoft.com/office/2019/extlst" xmlns:r="http://schemas.openxmlformats.org/officeDocument/2006/relationships" xmlns:m="http://schemas.openxmlformats.org/officeDocument/2006/math" xmlns:v="urn:schemas-microsoft-com:vml" xmlns:wp14="http://schemas.microsoft.com/office/word/2010/wordprocessingDrawing" xmlns:wp="http://schemas.openxmlformats.org/drawingml/2006/wordprocessingDrawing" xmlns:w10="urn:schemas-microsoft-com:office:word" xmlns:w="http://schemas.openxmlformats.org/wordprocessingml/2006/main" xmlns:w14="http://schemas.microsoft.com/office/word/2010/wordml" xmlns:w15="http://schemas.microsoft.com/office/word/2012/wordml" xmlns:w16cex="http://schemas.microsoft.com/office/word/2018/wordml/cex" xmlns:w16cid="http://schemas.microsoft.com/office/word/2016/wordml/cid" xmlns:w16="http://schemas.microsoft.com/office/word/2018/wordml" xmlns:w16du="http://schemas.microsoft.com/office/word/2023/wordml/word16du" xmlns:w16sdtdh="http://schemas.microsoft.com/office/word/2020/wordml/sdtdatahash" xmlns:w16sdtfl="http://schemas.microsoft.com/office/word/2024/wordml/sdtformatlock" xmlns:w16se="http://schemas.microsoft.com/office/word/2015/wordml/symex" xmlns:wpg="http://schemas.microsoft.com/office/word/2010/wordprocessingGroup" xmlns:wpi="http://schemas.microsoft.com/office/word/2010/wordprocessingInk" xmlns:wne="http://schemas.microsoft.com/office/word/2006/wordml" xmlns:wps="http://schemas.microsoft.com/office/word/2010/wordprocessingShape" mc:Ignorable="w14 w15 w16se w16cid w16 w16cex w16sdtdh w16sdtfl w16du wp14">
   <w:abstractNum w:abstractNumId="0" w15:restartNumberingAfterBreak="0">
     <w:nsid w:val="FFFFFF89"/>
     <w:multiLevelType w:val="singleLevel"/>
@@ -22962,7 +22726,7 @@
 </file>
 
 <file path=word/styles.xml><?xml version="1.0" encoding="utf-8"?>
-<w:styles xmlns:mc="http://schemas.openxmlformats.org/markup-compatibility/2006" xmlns:r="http://schemas.openxmlformats.org/officeDocument/2006/relationships" xmlns:w="http://schemas.openxmlformats.org/wordprocessingml/2006/main" xmlns:w14="http://schemas.microsoft.com/office/word/2010/wordml" xmlns:w15="http://schemas.microsoft.com/office/word/2012/wordml" xmlns:w16cex="http://schemas.microsoft.com/office/word/2018/wordml/cex" xmlns:w16cid="http://schemas.microsoft.com/office/word/2016/wordml/cid" xmlns:w16="http://schemas.microsoft.com/office/word/2018/wordml" xmlns:w16sdtdh="http://schemas.microsoft.com/office/word/2020/wordml/sdtdatahash" xmlns:w16se="http://schemas.microsoft.com/office/word/2015/wordml/symex" mc:Ignorable="w14 w15 w16se w16cid w16 w16cex w16sdtdh">
+<w:styles xmlns:mc="http://schemas.openxmlformats.org/markup-compatibility/2006" xmlns:r="http://schemas.openxmlformats.org/officeDocument/2006/relationships" xmlns:w="http://schemas.openxmlformats.org/wordprocessingml/2006/main" xmlns:w14="http://schemas.microsoft.com/office/word/2010/wordml" xmlns:w15="http://schemas.microsoft.com/office/word/2012/wordml" xmlns:w16cex="http://schemas.microsoft.com/office/word/2018/wordml/cex" xmlns:w16cid="http://schemas.microsoft.com/office/word/2016/wordml/cid" xmlns:w16="http://schemas.microsoft.com/office/word/2018/wordml" xmlns:w16du="http://schemas.microsoft.com/office/word/2023/wordml/word16du" xmlns:w16sdtdh="http://schemas.microsoft.com/office/word/2020/wordml/sdtdatahash" xmlns:w16sdtfl="http://schemas.microsoft.com/office/word/2024/wordml/sdtformatlock" xmlns:w16se="http://schemas.microsoft.com/office/word/2015/wordml/symex" mc:Ignorable="w14 w15 w16se w16cid w16 w16cex w16sdtdh w16sdtfl w16du">
   <w:docDefaults>
     <w:rPrDefault>
       <w:rPr>
@@ -23527,7 +23291,6 @@
   <w:style w:type="character" w:default="1" w:styleId="Fuentedeprrafopredeter">
     <w:name w:val="Default Paragraph Font"/>
     <w:uiPriority w:val="1"/>
-    <w:semiHidden/>
     <w:unhideWhenUsed/>
   </w:style>
   <w:style w:type="table" w:default="1" w:styleId="Tablanormal">
@@ -24313,7 +24076,7 @@
       </w:rPr>
     </w:tblStylePr>
   </w:style>
-  <w:style w:type="character" w:styleId="Textoennegrita">
+  <w:style w:type="character" w:styleId="Fuerte">
     <w:name w:val="Strong"/>
     <w:basedOn w:val="Fuentedeprrafopredeter"/>
     <w:uiPriority w:val="22"/>
@@ -24751,7 +24514,14 @@
 </file>
 
 <file path=customXml/item1.xml><?xml version="1.0" encoding="utf-8"?>
-<b:Sources xmlns:b="http://schemas.openxmlformats.org/officeDocument/2006/bibliography" xmlns="http://schemas.openxmlformats.org/officeDocument/2006/bibliography" SelectedStyle="\APASixthEditionOfficeOnline.xsl" StyleName="APA" Version="6"/>
+<p:properties xmlns:p="http://schemas.microsoft.com/office/2006/metadata/properties" xmlns:xsi="http://www.w3.org/2001/XMLSchema-instance" xmlns:pc="http://schemas.microsoft.com/office/infopath/2007/PartnerControls">
+  <documentManagement>
+    <TaxCatchAll xmlns="13c90a0b-73bc-4dc0-be5f-28d77b615beb" xsi:nil="true"/>
+    <lcf76f155ced4ddcb4097134ff3c332f xmlns="13c93bba-48ce-428c-bfe5-88b42c19b028">
+      <Terms xmlns="http://schemas.microsoft.com/office/infopath/2007/PartnerControls"/>
+    </lcf76f155ced4ddcb4097134ff3c332f>
+  </documentManagement>
+</p:properties>
 </file>
 
 <file path=customXml/item2.xml><?xml version="1.0" encoding="utf-8"?>
@@ -24990,14 +24760,7 @@
 </file>
 
 <file path=customXml/item3.xml><?xml version="1.0" encoding="utf-8"?>
-<p:properties xmlns:p="http://schemas.microsoft.com/office/2006/metadata/properties" xmlns:xsi="http://www.w3.org/2001/XMLSchema-instance" xmlns:pc="http://schemas.microsoft.com/office/infopath/2007/PartnerControls">
-  <documentManagement>
-    <TaxCatchAll xmlns="13c90a0b-73bc-4dc0-be5f-28d77b615beb" xsi:nil="true"/>
-    <lcf76f155ced4ddcb4097134ff3c332f xmlns="13c93bba-48ce-428c-bfe5-88b42c19b028">
-      <Terms xmlns="http://schemas.microsoft.com/office/infopath/2007/PartnerControls"/>
-    </lcf76f155ced4ddcb4097134ff3c332f>
-  </documentManagement>
-</p:properties>
+<b:Sources xmlns:b="http://schemas.openxmlformats.org/officeDocument/2006/bibliography" xmlns="http://schemas.openxmlformats.org/officeDocument/2006/bibliography" SelectedStyle="\APASixthEditionOfficeOnline.xsl" StyleName="APA" Version="6"/>
 </file>
 
 <file path=customXml/item4.xml><?xml version="1.0" encoding="utf-8"?>
@@ -25010,9 +24773,12 @@
 </file>
 
 <file path=customXml/itemProps1.xml><?xml version="1.0" encoding="utf-8"?>
-<ds:datastoreItem xmlns:ds="http://schemas.openxmlformats.org/officeDocument/2006/customXml" ds:itemID="{EAE431FD-7059-4C09-804B-C9D69EB7B213}">
+<ds:datastoreItem xmlns:ds="http://schemas.openxmlformats.org/officeDocument/2006/customXml" ds:itemID="{1279454D-02BE-4A9C-A117-DCD1573E2608}">
   <ds:schemaRefs>
-    <ds:schemaRef ds:uri="http://schemas.openxmlformats.org/officeDocument/2006/bibliography"/>
+    <ds:schemaRef ds:uri="http://schemas.microsoft.com/office/2006/metadata/properties"/>
+    <ds:schemaRef ds:uri="http://schemas.microsoft.com/office/infopath/2007/PartnerControls"/>
+    <ds:schemaRef ds:uri="13c90a0b-73bc-4dc0-be5f-28d77b615beb"/>
+    <ds:schemaRef ds:uri="13c93bba-48ce-428c-bfe5-88b42c19b028"/>
   </ds:schemaRefs>
 </ds:datastoreItem>
 </file>
@@ -25037,12 +24803,9 @@
 </file>
 
 <file path=customXml/itemProps3.xml><?xml version="1.0" encoding="utf-8"?>
-<ds:datastoreItem xmlns:ds="http://schemas.openxmlformats.org/officeDocument/2006/customXml" ds:itemID="{1279454D-02BE-4A9C-A117-DCD1573E2608}">
+<ds:datastoreItem xmlns:ds="http://schemas.openxmlformats.org/officeDocument/2006/customXml" ds:itemID="{EAE431FD-7059-4C09-804B-C9D69EB7B213}">
   <ds:schemaRefs>
-    <ds:schemaRef ds:uri="http://schemas.microsoft.com/office/2006/metadata/properties"/>
-    <ds:schemaRef ds:uri="http://schemas.microsoft.com/office/infopath/2007/PartnerControls"/>
-    <ds:schemaRef ds:uri="13c90a0b-73bc-4dc0-be5f-28d77b615beb"/>
-    <ds:schemaRef ds:uri="13c93bba-48ce-428c-bfe5-88b42c19b028"/>
+    <ds:schemaRef ds:uri="http://schemas.openxmlformats.org/officeDocument/2006/bibliography"/>
   </ds:schemaRefs>
 </ds:datastoreItem>
 </file>
